--- a/TCS_Project_Summary.docx
+++ b/TCS_Project_Summary.docx
@@ -1048,6 +1048,24 @@
               </w:rPr>
               <w:t>Frontend</w:t>
             </w:r>
+            <w:r>
+              <w:rPr>
+                <w:b/>
+                <w:bCs/>
+                <w:sz w:val="20"/>
+                <w:szCs w:val="20"/>
+              </w:rPr>
+              <w:t xml:space="preserve"> / </w:t>
+            </w:r>
+            <w:r>
+              <w:rPr>
+                <w:b/>
+                <w:bCs/>
+                <w:sz w:val="20"/>
+                <w:szCs w:val="20"/>
+              </w:rPr>
+              <w:t xml:space="preserve">Backend </w:t>
+            </w:r>
           </w:p>
         </w:tc>
         <w:tc>
@@ -1085,7 +1103,7 @@
                 <w:sz w:val="20"/>
                 <w:szCs w:val="20"/>
               </w:rPr>
-              <w:t>Backend / Database</w:t>
+              <w:t>Database</w:t>
             </w:r>
           </w:p>
         </w:tc>
@@ -1100,7 +1118,23 @@
                 <w:sz w:val="20"/>
                 <w:szCs w:val="20"/>
               </w:rPr>
-              <w:t>Firebase Firestore (NoSQL, real-time)</w:t>
+              <w:t xml:space="preserve">Firebase </w:t>
+            </w:r>
+            <w:proofErr w:type="spellStart"/>
+            <w:r>
+              <w:rPr>
+                <w:sz w:val="20"/>
+                <w:szCs w:val="20"/>
+              </w:rPr>
+              <w:t>Firestore</w:t>
+            </w:r>
+            <w:proofErr w:type="spellEnd"/>
+            <w:r>
+              <w:rPr>
+                <w:sz w:val="20"/>
+                <w:szCs w:val="20"/>
+              </w:rPr>
+              <w:t xml:space="preserve"> </w:t>
             </w:r>
           </w:p>
         </w:tc>
@@ -1178,7 +1212,23 @@
                 <w:sz w:val="20"/>
                 <w:szCs w:val="20"/>
               </w:rPr>
-              <w:t>Custom admin auth via Firestore admins collection</w:t>
+              <w:t xml:space="preserve">Custom admin auth via </w:t>
+            </w:r>
+            <w:proofErr w:type="spellStart"/>
+            <w:r>
+              <w:rPr>
+                <w:sz w:val="20"/>
+                <w:szCs w:val="20"/>
+              </w:rPr>
+              <w:t>Firestore</w:t>
+            </w:r>
+            <w:proofErr w:type="spellEnd"/>
+            <w:r>
+              <w:rPr>
+                <w:sz w:val="20"/>
+                <w:szCs w:val="20"/>
+              </w:rPr>
+              <w:t xml:space="preserve"> admins collection</w:t>
             </w:r>
           </w:p>
         </w:tc>
@@ -1216,7 +1266,23 @@
                 <w:sz w:val="20"/>
                 <w:szCs w:val="20"/>
               </w:rPr>
-              <w:t>Custom Firestore-backed session &amp; visit tracker</w:t>
+              <w:t xml:space="preserve">Custom </w:t>
+            </w:r>
+            <w:proofErr w:type="spellStart"/>
+            <w:r>
+              <w:rPr>
+                <w:sz w:val="20"/>
+                <w:szCs w:val="20"/>
+              </w:rPr>
+              <w:t>Firestore</w:t>
+            </w:r>
+            <w:proofErr w:type="spellEnd"/>
+            <w:r>
+              <w:rPr>
+                <w:sz w:val="20"/>
+                <w:szCs w:val="20"/>
+              </w:rPr>
+              <w:t>-backed session &amp; visit tracker</w:t>
             </w:r>
           </w:p>
         </w:tc>
@@ -1251,12 +1317,54 @@
             <w:shd w:val="clear" w:color="EFF6FF" w:fill="auto"/>
           </w:tcPr>
           <w:p>
-            <w:r>
-              <w:rPr>
-                <w:sz w:val="20"/>
-                <w:szCs w:val="20"/>
-              </w:rPr>
-              <w:t>Firebase Hosting / Vercel (zero-config CI/CD)</w:t>
+            <w:pPr>
+              <w:rPr>
+                <w:lang w:val="fr-FR"/>
+              </w:rPr>
+            </w:pPr>
+            <w:r>
+              <w:rPr>
+                <w:sz w:val="20"/>
+                <w:szCs w:val="20"/>
+                <w:lang w:val="fr-FR"/>
+              </w:rPr>
+              <w:t xml:space="preserve"> </w:t>
+            </w:r>
+            <w:proofErr w:type="spellStart"/>
+            <w:r>
+              <w:rPr>
+                <w:sz w:val="20"/>
+                <w:szCs w:val="20"/>
+                <w:lang w:val="fr-FR"/>
+              </w:rPr>
+              <w:t>Vercel</w:t>
+            </w:r>
+            <w:proofErr w:type="spellEnd"/>
+            <w:r>
+              <w:rPr>
+                <w:sz w:val="20"/>
+                <w:szCs w:val="20"/>
+                <w:lang w:val="fr-FR"/>
+              </w:rPr>
+              <w:t xml:space="preserve"> (</w:t>
+            </w:r>
+            <w:proofErr w:type="spellStart"/>
+            <w:r>
+              <w:rPr>
+                <w:sz w:val="20"/>
+                <w:szCs w:val="20"/>
+                <w:lang w:val="fr-FR"/>
+              </w:rPr>
+              <w:t>zero</w:t>
+            </w:r>
+            <w:proofErr w:type="spellEnd"/>
+            <w:r>
+              <w:rPr>
+                <w:sz w:val="20"/>
+                <w:szCs w:val="20"/>
+                <w:lang w:val="fr-FR"/>
+              </w:rPr>
+              <w:t>-config CI/CD)</w:t>
             </w:r>
           </w:p>
         </w:tc>
@@ -1439,7 +1547,21 @@
         <w:rPr>
           <w:color w:val="0F172A"/>
         </w:rPr>
-        <w:t>• Premium dark-mode UI designed from scratch — glassmorphism, animations, tier badges</w:t>
+        <w:t xml:space="preserve">• Premium dark-mode UI designed from scratch — </w:t>
+      </w:r>
+      <w:proofErr w:type="spellStart"/>
+      <w:r>
+        <w:rPr>
+          <w:color w:val="0F172A"/>
+        </w:rPr>
+        <w:t>glassmorphism</w:t>
+      </w:r>
+      <w:proofErr w:type="spellEnd"/>
+      <w:r>
+        <w:rPr>
+          <w:color w:val="0F172A"/>
+        </w:rPr>
+        <w:t>, animations, tier badges</w:t>
       </w:r>
     </w:p>
     <w:p>
@@ -1770,7 +1892,27 @@
                 <w:sz w:val="20"/>
                 <w:szCs w:val="20"/>
               </w:rPr>
-              <w:t>Hosting (Firebase + Vercel free tier)</w:t>
+              <w:t xml:space="preserve">Hosting (Firebase + </w:t>
+            </w:r>
+            <w:proofErr w:type="spellStart"/>
+            <w:r>
+              <w:rPr>
+                <w:b/>
+                <w:bCs/>
+                <w:sz w:val="20"/>
+                <w:szCs w:val="20"/>
+              </w:rPr>
+              <w:t>Vercel</w:t>
+            </w:r>
+            <w:proofErr w:type="spellEnd"/>
+            <w:r>
+              <w:rPr>
+                <w:b/>
+                <w:bCs/>
+                <w:sz w:val="20"/>
+                <w:szCs w:val="20"/>
+              </w:rPr>
+              <w:t xml:space="preserve"> free tier)</w:t>
             </w:r>
           </w:p>
         </w:tc>
